--- a/Visio图/图片汇总文档.docx
+++ b/Visio图/图片汇总文档.docx
@@ -5,6 +5,9 @@
     <w:p>
       <w:pPr>
         <w:pStyle w:val="1"/>
+        <w:rPr>
+          <w:rFonts w:hint="eastAsia"/>
+        </w:rPr>
       </w:pPr>
       <w:r>
         <w:rPr>
@@ -16,6 +19,9 @@
     <w:p>
       <w:pPr>
         <w:pStyle w:val="2"/>
+        <w:rPr>
+          <w:rFonts w:hint="eastAsia"/>
+        </w:rPr>
       </w:pPr>
       <w:r>
         <w:rPr>
@@ -55,16 +61,19 @@
             <v:path o:extrusionok="f" gradientshapeok="t" o:connecttype="rect"/>
             <o:lock v:ext="edit" aspectratio="t"/>
           </v:shapetype>
-          <v:shape id="_x0000_i1027" type="#_x0000_t75" style="width:306.1pt;height:365.75pt" o:ole="">
+          <v:shape id="_x0000_i1025" type="#_x0000_t75" style="width:306.25pt;height:365.9pt" o:ole="">
             <v:imagedata r:id="rId6" o:title=""/>
           </v:shape>
-          <o:OLEObject Type="Embed" ProgID="Visio.Drawing.15" ShapeID="_x0000_i1027" DrawAspect="Content" ObjectID="_1802996416" r:id="rId7"/>
+          <o:OLEObject Type="Embed" ProgID="Visio.Drawing.15" ShapeID="_x0000_i1025" DrawAspect="Content" ObjectID="_1803063643" r:id="rId7"/>
         </w:object>
       </w:r>
     </w:p>
     <w:p>
       <w:pPr>
         <w:pStyle w:val="2"/>
+        <w:rPr>
+          <w:rFonts w:hint="eastAsia"/>
+        </w:rPr>
       </w:pPr>
       <w:r>
         <w:rPr>
@@ -85,10 +94,21 @@
           <w:rFonts w:hint="eastAsia"/>
         </w:rPr>
         <w:object w:dxaOrig="12496" w:dyaOrig="8596" w14:anchorId="3904EFED">
-          <v:shape id="_x0000_i1039" type="#_x0000_t75" style="width:440.4pt;height:303pt" o:ole="">
+          <v:shape id="_x0000_i1026" type="#_x0000_t75" style="width:418.55pt;height:289.05pt" o:ole="">
             <v:imagedata r:id="rId8" o:title=""/>
           </v:shape>
-          <o:OLEObject Type="Embed" ProgID="Visio.Drawing.15" ShapeID="_x0000_i1039" DrawAspect="Content" ObjectID="_1802996417" r:id="rId9"/>
+          <o:OLEObject Type="Embed" ProgID="Visio.Drawing.15" ShapeID="_x0000_i1026" DrawAspect="Content" ObjectID="_1803063644" r:id="rId9"/>
+        </w:object>
+      </w:r>
+      <w:r>
+        <w:rPr>
+          <w:rFonts w:hint="eastAsia"/>
+        </w:rPr>
+        <w:object w:dxaOrig="9375" w:dyaOrig="3676" w14:anchorId="7F8E382B">
+          <v:shape id="_x0000_i1034" type="#_x0000_t75" style="width:414.8pt;height:162.8pt" o:ole="">
+            <v:imagedata r:id="rId10" o:title=""/>
+          </v:shape>
+          <o:OLEObject Type="Embed" ProgID="Visio.Drawing.15" ShapeID="_x0000_i1034" DrawAspect="Content" ObjectID="_1803063645" r:id="rId11"/>
         </w:object>
       </w:r>
     </w:p>

--- a/Visio图/图片汇总文档.docx
+++ b/Visio图/图片汇总文档.docx
@@ -13,7 +13,7 @@
         <w:rPr>
           <w:rFonts w:hint="eastAsia"/>
         </w:rPr>
-        <w:t>第四章</w:t>
+        <w:t>第二章</w:t>
       </w:r>
     </w:p>
     <w:p>
@@ -27,21 +27,15 @@
         <w:rPr>
           <w:rFonts w:hint="eastAsia"/>
         </w:rPr>
-        <w:t>欠压锁定</w:t>
-      </w:r>
-    </w:p>
-    <w:p>
-      <w:pPr>
-        <w:jc w:val="center"/>
-        <w:rPr>
-          <w:rFonts w:hint="eastAsia"/>
-        </w:rPr>
-      </w:pPr>
-      <w:r>
-        <w:rPr>
-          <w:rFonts w:hint="eastAsia"/>
-        </w:rPr>
-        <w:object w:dxaOrig="9765" w:dyaOrig="11670" w14:anchorId="5346304B">
+        <w:t>拓扑电路</w:t>
+      </w:r>
+    </w:p>
+    <w:p>
+      <w:r>
+        <w:rPr>
+          <w:rFonts w:hint="eastAsia"/>
+        </w:rPr>
+        <w:object w:dxaOrig="9990" w:dyaOrig="4560" w14:anchorId="0A7A608D">
           <v:shapetype id="_x0000_t75" coordsize="21600,21600" o:spt="75" o:preferrelative="t" path="m@4@5l@4@11@9@11@9@5xe" filled="f" stroked="f">
             <v:stroke joinstyle="miter"/>
             <v:formulas>
@@ -61,10 +55,171 @@
             <v:path o:extrusionok="f" gradientshapeok="t" o:connecttype="rect"/>
             <o:lock v:ext="edit" aspectratio="t"/>
           </v:shapetype>
-          <v:shape id="_x0000_i1025" type="#_x0000_t75" style="width:306.25pt;height:365.9pt" o:ole="">
+          <v:shape id="_x0000_i1025" type="#_x0000_t75" style="width:415pt;height:189.5pt" o:ole="">
             <v:imagedata r:id="rId6" o:title=""/>
           </v:shape>
-          <o:OLEObject Type="Embed" ProgID="Visio.Drawing.15" ShapeID="_x0000_i1025" DrawAspect="Content" ObjectID="_1803063643" r:id="rId7"/>
+          <o:OLEObject Type="Embed" ProgID="Visio.Drawing.15" ShapeID="_x0000_i1025" DrawAspect="Content" ObjectID="_1803224475" r:id="rId7"/>
+        </w:object>
+      </w:r>
+      <w:r>
+        <w:rPr>
+          <w:rFonts w:hint="eastAsia"/>
+        </w:rPr>
+        <w:object w:dxaOrig="9361" w:dyaOrig="3286" w14:anchorId="1859EA0E">
+          <v:shape id="_x0000_i1026" type="#_x0000_t75" style="width:415pt;height:145.5pt" o:ole="">
+            <v:imagedata r:id="rId8" o:title=""/>
+          </v:shape>
+          <o:OLEObject Type="Embed" ProgID="Visio.Drawing.15" ShapeID="_x0000_i1026" DrawAspect="Content" ObjectID="_1803224476" r:id="rId9"/>
+        </w:object>
+      </w:r>
+      <w:r>
+        <w:rPr>
+          <w:rFonts w:hint="eastAsia"/>
+        </w:rPr>
+        <w:object w:dxaOrig="9361" w:dyaOrig="3286" w14:anchorId="1F7F2A1C">
+          <v:shape id="_x0000_i1027" type="#_x0000_t75" style="width:415pt;height:145.5pt" o:ole="">
+            <v:imagedata r:id="rId10" o:title=""/>
+          </v:shape>
+          <o:OLEObject Type="Embed" ProgID="Visio.Drawing.15" ShapeID="_x0000_i1027" DrawAspect="Content" ObjectID="_1803224477" r:id="rId11"/>
+        </w:object>
+      </w:r>
+      <w:r>
+        <w:rPr>
+          <w:rFonts w:hint="eastAsia"/>
+        </w:rPr>
+        <w:object w:dxaOrig="9361" w:dyaOrig="3286" w14:anchorId="4517578D">
+          <v:shape id="_x0000_i1028" type="#_x0000_t75" style="width:415pt;height:145.5pt" o:ole="">
+            <v:imagedata r:id="rId12" o:title=""/>
+          </v:shape>
+          <o:OLEObject Type="Embed" ProgID="Visio.Drawing.15" ShapeID="_x0000_i1028" DrawAspect="Content" ObjectID="_1803224478" r:id="rId13"/>
+        </w:object>
+      </w:r>
+      <w:r>
+        <w:rPr>
+          <w:rFonts w:hint="eastAsia"/>
+        </w:rPr>
+        <w:object w:dxaOrig="9361" w:dyaOrig="3286" w14:anchorId="64D05466">
+          <v:shape id="_x0000_i1029" type="#_x0000_t75" style="width:415pt;height:145.5pt" o:ole="">
+            <v:imagedata r:id="rId14" o:title=""/>
+          </v:shape>
+          <o:OLEObject Type="Embed" ProgID="Visio.Drawing.15" ShapeID="_x0000_i1029" DrawAspect="Content" ObjectID="_1803224479" r:id="rId15"/>
+        </w:object>
+      </w:r>
+      <w:r>
+        <w:rPr>
+          <w:rFonts w:hint="eastAsia"/>
+        </w:rPr>
+        <w:object w:dxaOrig="9361" w:dyaOrig="3286" w14:anchorId="157E1DE6">
+          <v:shape id="_x0000_i1030" type="#_x0000_t75" style="width:415pt;height:145.5pt" o:ole="">
+            <v:imagedata r:id="rId16" o:title=""/>
+          </v:shape>
+          <o:OLEObject Type="Embed" ProgID="Visio.Drawing.15" ShapeID="_x0000_i1030" DrawAspect="Content" ObjectID="_1803224480" r:id="rId17"/>
+        </w:object>
+      </w:r>
+    </w:p>
+    <w:p/>
+    <w:p/>
+    <w:p>
+      <w:pPr>
+        <w:pStyle w:val="2"/>
+      </w:pPr>
+      <w:r>
+        <w:rPr>
+          <w:rFonts w:hint="eastAsia"/>
+        </w:rPr>
+        <w:lastRenderedPageBreak/>
+        <w:t>调制方式</w:t>
+      </w:r>
+    </w:p>
+    <w:p>
+      <w:pPr>
+        <w:rPr>
+          <w:rFonts w:hint="eastAsia"/>
+        </w:rPr>
+      </w:pPr>
+      <w:r>
+        <w:rPr>
+          <w:rFonts w:hint="eastAsia"/>
+        </w:rPr>
+        <w:object w:dxaOrig="4846" w:dyaOrig="3525" w14:anchorId="7C4516AB">
+          <v:shape id="_x0000_i1039" type="#_x0000_t75" style="width:242.5pt;height:176.5pt" o:ole="">
+            <v:imagedata r:id="rId18" o:title=""/>
+          </v:shape>
+          <o:OLEObject Type="Embed" ProgID="Visio.Drawing.15" ShapeID="_x0000_i1039" DrawAspect="Content" ObjectID="_1803224481" r:id="rId19"/>
+        </w:object>
+      </w:r>
+    </w:p>
+    <w:p>
+      <w:pPr>
+        <w:widowControl/>
+        <w:jc w:val="left"/>
+        <w:rPr>
+          <w:rFonts w:hint="eastAsia"/>
+        </w:rPr>
+      </w:pPr>
+      <w:r>
+        <w:rPr>
+          <w:rFonts w:hint="eastAsia"/>
+        </w:rPr>
+        <w:br w:type="page"/>
+      </w:r>
+    </w:p>
+    <w:p>
+      <w:pPr>
+        <w:widowControl/>
+        <w:jc w:val="left"/>
+        <w:rPr>
+          <w:rFonts w:asciiTheme="majorHAnsi" w:eastAsiaTheme="majorEastAsia" w:hAnsiTheme="majorHAnsi" w:cstheme="majorBidi" w:hint="eastAsia"/>
+          <w:color w:val="0F4761" w:themeColor="accent1" w:themeShade="BF"/>
+          <w:sz w:val="48"/>
+          <w:szCs w:val="48"/>
+        </w:rPr>
+      </w:pPr>
+    </w:p>
+    <w:p>
+      <w:pPr>
+        <w:pStyle w:val="1"/>
+        <w:rPr>
+          <w:rFonts w:hint="eastAsia"/>
+        </w:rPr>
+      </w:pPr>
+      <w:r>
+        <w:rPr>
+          <w:rFonts w:hint="eastAsia"/>
+        </w:rPr>
+        <w:t>第四章</w:t>
+      </w:r>
+    </w:p>
+    <w:p>
+      <w:pPr>
+        <w:pStyle w:val="2"/>
+        <w:rPr>
+          <w:rFonts w:hint="eastAsia"/>
+        </w:rPr>
+      </w:pPr>
+      <w:r>
+        <w:rPr>
+          <w:rFonts w:hint="eastAsia"/>
+        </w:rPr>
+        <w:t>欠压锁定</w:t>
+      </w:r>
+    </w:p>
+    <w:p>
+      <w:pPr>
+        <w:jc w:val="center"/>
+        <w:rPr>
+          <w:rFonts w:hint="eastAsia"/>
+        </w:rPr>
+      </w:pPr>
+      <w:r>
+        <w:rPr>
+          <w:rFonts w:hint="eastAsia"/>
+        </w:rPr>
+        <w:object w:dxaOrig="9765" w:dyaOrig="11670" w14:anchorId="5346304B">
+          <v:shape id="_x0000_i1031" type="#_x0000_t75" style="width:306pt;height:366pt" o:ole="">
+            <v:imagedata r:id="rId20" o:title=""/>
+          </v:shape>
+          <o:OLEObject Type="Embed" ProgID="Visio.Drawing.15" ShapeID="_x0000_i1031" DrawAspect="Content" ObjectID="_1803224482" r:id="rId21"/>
         </w:object>
       </w:r>
     </w:p>
@@ -94,10 +249,10 @@
           <w:rFonts w:hint="eastAsia"/>
         </w:rPr>
         <w:object w:dxaOrig="12496" w:dyaOrig="8596" w14:anchorId="3904EFED">
-          <v:shape id="_x0000_i1026" type="#_x0000_t75" style="width:418.55pt;height:289.05pt" o:ole="">
-            <v:imagedata r:id="rId8" o:title=""/>
+          <v:shape id="_x0000_i1032" type="#_x0000_t75" style="width:418.5pt;height:289.5pt" o:ole="">
+            <v:imagedata r:id="rId22" o:title=""/>
           </v:shape>
-          <o:OLEObject Type="Embed" ProgID="Visio.Drawing.15" ShapeID="_x0000_i1026" DrawAspect="Content" ObjectID="_1803063644" r:id="rId9"/>
+          <o:OLEObject Type="Embed" ProgID="Visio.Drawing.15" ShapeID="_x0000_i1032" DrawAspect="Content" ObjectID="_1803224483" r:id="rId23"/>
         </w:object>
       </w:r>
       <w:r>
@@ -105,10 +260,94 @@
           <w:rFonts w:hint="eastAsia"/>
         </w:rPr>
         <w:object w:dxaOrig="9375" w:dyaOrig="3676" w14:anchorId="7F8E382B">
-          <v:shape id="_x0000_i1034" type="#_x0000_t75" style="width:414.8pt;height:162.8pt" o:ole="">
-            <v:imagedata r:id="rId10" o:title=""/>
+          <v:shape id="_x0000_i1033" type="#_x0000_t75" style="width:415pt;height:163pt" o:ole="">
+            <v:imagedata r:id="rId24" o:title=""/>
           </v:shape>
-          <o:OLEObject Type="Embed" ProgID="Visio.Drawing.15" ShapeID="_x0000_i1034" DrawAspect="Content" ObjectID="_1803063645" r:id="rId11"/>
+          <o:OLEObject Type="Embed" ProgID="Visio.Drawing.15" ShapeID="_x0000_i1033" DrawAspect="Content" ObjectID="_1803224484" r:id="rId25"/>
+        </w:object>
+      </w:r>
+    </w:p>
+    <w:p>
+      <w:pPr>
+        <w:widowControl/>
+        <w:jc w:val="left"/>
+        <w:rPr>
+          <w:rFonts w:hint="eastAsia"/>
+        </w:rPr>
+      </w:pPr>
+      <w:r>
+        <w:rPr>
+          <w:rFonts w:hint="eastAsia"/>
+        </w:rPr>
+        <w:br w:type="page"/>
+      </w:r>
+    </w:p>
+    <w:p>
+      <w:pPr>
+        <w:pStyle w:val="2"/>
+        <w:rPr>
+          <w:rFonts w:hint="eastAsia"/>
+        </w:rPr>
+      </w:pPr>
+      <w:r>
+        <w:rPr>
+          <w:rFonts w:hint="eastAsia"/>
+        </w:rPr>
+        <w:lastRenderedPageBreak/>
+        <w:t>逻辑控制电路</w:t>
+      </w:r>
+    </w:p>
+    <w:p>
+      <w:pPr>
+        <w:rPr>
+          <w:rFonts w:hint="eastAsia"/>
+        </w:rPr>
+      </w:pPr>
+      <w:r>
+        <w:rPr>
+          <w:rFonts w:hint="eastAsia"/>
+        </w:rPr>
+        <w:object w:dxaOrig="9226" w:dyaOrig="3211" w14:anchorId="585532B9">
+          <v:shape id="_x0000_i1034" type="#_x0000_t75" style="width:415pt;height:144.5pt" o:ole="">
+            <v:imagedata r:id="rId26" o:title=""/>
+          </v:shape>
+          <o:OLEObject Type="Embed" ProgID="Visio.Drawing.15" ShapeID="_x0000_i1034" DrawAspect="Content" ObjectID="_1803224485" r:id="rId27"/>
+        </w:object>
+      </w:r>
+    </w:p>
+    <w:p>
+      <w:pPr>
+        <w:rPr>
+          <w:rFonts w:hint="eastAsia"/>
+        </w:rPr>
+      </w:pPr>
+    </w:p>
+    <w:p>
+      <w:pPr>
+        <w:rPr>
+          <w:rFonts w:hint="eastAsia"/>
+        </w:rPr>
+      </w:pPr>
+      <w:r>
+        <w:rPr>
+          <w:rFonts w:hint="eastAsia"/>
+        </w:rPr>
+        <w:object w:dxaOrig="8791" w:dyaOrig="4531" w14:anchorId="2B0BD5EF">
+          <v:shape id="_x0000_i1035" type="#_x0000_t75" style="width:415pt;height:214pt" o:ole="">
+            <v:imagedata r:id="rId28" o:title=""/>
+          </v:shape>
+          <o:OLEObject Type="Embed" ProgID="Visio.Drawing.15" ShapeID="_x0000_i1035" DrawAspect="Content" ObjectID="_1803224486" r:id="rId29"/>
+        </w:object>
+      </w:r>
+      <w:r>
+        <w:rPr>
+          <w:rFonts w:hint="eastAsia"/>
+        </w:rPr>
+        <w:object w:dxaOrig="8761" w:dyaOrig="4335" w14:anchorId="092787EA">
+          <v:shape id="_x0000_i1036" type="#_x0000_t75" style="width:415.5pt;height:205.5pt" o:ole="">
+            <v:imagedata r:id="rId30" o:title=""/>
+          </v:shape>
+          <o:OLEObject Type="Embed" ProgID="Visio.Drawing.15" ShapeID="_x0000_i1036" DrawAspect="Content" ObjectID="_1803224487" r:id="rId31"/>
         </w:object>
       </w:r>
     </w:p>
